--- a/CSE 2206 - Numerical Methods Lab/Lab 1/Lab Report 1.docx
+++ b/CSE 2206 - Numerical Methods Lab/Lab 1/Lab Report 1.docx
@@ -4,13 +4,35 @@
   <w:body>
     <w:p>
       <w:pPr>
+        <w:jc w:val="left"/>
+        <w:rPr>
+          <w:rFonts w:asciiTheme="majorBidi" w:hAnsiTheme="majorBidi" w:cstheme="majorBidi"/>
+          <w:lang w:val="en-US"/>
+        </w:rPr>
+      </w:pPr>
+      <w:r>
         <w:rPr>
           <w:rFonts w:asciiTheme="majorBidi" w:hAnsiTheme="majorBidi" w:cstheme="majorBidi"/>
           <w:b/>
           <w:bCs/>
           <w:lang w:val="en-US"/>
         </w:rPr>
-      </w:pPr>
+        <w:t xml:space="preserve">Experiment No. </w:t>
+      </w:r>
+      <w:r>
+        <w:rPr>
+          <w:rFonts w:asciiTheme="majorBidi" w:hAnsiTheme="majorBidi" w:cstheme="majorBidi"/>
+          <w:lang w:val="en-US"/>
+        </w:rPr>
+        <w:t>01</w:t>
+      </w:r>
+      <w:r>
+        <w:rPr>
+          <w:rFonts w:asciiTheme="majorBidi" w:hAnsiTheme="majorBidi" w:cstheme="majorBidi"/>
+          <w:lang w:val="en-US"/>
+        </w:rPr>
+        <w:br/>
+      </w:r>
       <w:r>
         <w:rPr>
           <w:rFonts w:asciiTheme="majorBidi" w:hAnsiTheme="majorBidi" w:cstheme="majorBidi"/>
@@ -18,16 +40,40 @@
           <w:bCs/>
           <w:lang w:val="en-US"/>
         </w:rPr>
+        <w:t xml:space="preserve">Experiment Name: </w:t>
+      </w:r>
+      <w:r>
+        <w:rPr>
+          <w:rFonts w:asciiTheme="majorBidi" w:hAnsiTheme="majorBidi" w:cstheme="majorBidi"/>
+          <w:lang w:val="en-US"/>
+        </w:rPr>
+        <w:t>Introduction to Python and Error Analysis</w:t>
+      </w:r>
+    </w:p>
+    <w:p>
+      <w:pPr>
+        <w:rPr>
+          <w:rFonts w:asciiTheme="majorBidi" w:hAnsiTheme="majorBidi" w:cstheme="majorBidi"/>
+        </w:rPr>
+      </w:pPr>
+      <w:r>
+        <w:rPr>
+          <w:rFonts w:asciiTheme="majorBidi" w:hAnsiTheme="majorBidi" w:cstheme="majorBidi"/>
+          <w:b/>
+          <w:bCs/>
+          <w:lang w:val="en-US"/>
+        </w:rPr>
         <w:t xml:space="preserve">Theory: </w:t>
       </w:r>
-    </w:p>
-    <w:p>
-      <w:pPr>
-        <w:jc w:val="left"/>
-        <w:rPr>
-          <w:rFonts w:asciiTheme="majorBidi" w:hAnsiTheme="majorBidi" w:cstheme="majorBidi"/>
-        </w:rPr>
-      </w:pPr>
+      <w:r>
+        <w:rPr>
+          <w:rFonts w:asciiTheme="majorBidi" w:hAnsiTheme="majorBidi" w:cstheme="majorBidi"/>
+          <w:b/>
+          <w:bCs/>
+          <w:lang w:val="en-US"/>
+        </w:rPr>
+        <w:t xml:space="preserve"> </w:t>
+      </w:r>
       <w:r>
         <w:rPr>
           <w:rFonts w:asciiTheme="majorBidi" w:hAnsiTheme="majorBidi" w:cstheme="majorBidi"/>
@@ -118,15 +164,7 @@
           <w:b/>
           <w:bCs/>
         </w:rPr>
-        <w:t xml:space="preserve">Formula: </w:t>
-      </w:r>
-      <w:r>
-        <w:rPr>
-          <w:rFonts w:asciiTheme="majorBidi" w:hAnsiTheme="majorBidi" w:cstheme="majorBidi"/>
-          <w:b/>
-          <w:bCs/>
-        </w:rPr>
-        <w:t>RE = Absolute Error / True Value</w:t>
+        <w:t>Formula: RE = Absolute Error / True Value</w:t>
       </w:r>
     </w:p>
     <w:p>
@@ -353,12 +391,13 @@
           <w:rFonts w:asciiTheme="majorBidi" w:hAnsiTheme="majorBidi" w:cstheme="majorBidi"/>
           <w:b/>
           <w:bCs/>
+          <w:noProof/>
           <w:lang w:val="en-US"/>
         </w:rPr>
         <w:drawing>
-          <wp:inline distT="0" distB="0" distL="0" distR="0" wp14:anchorId="1235D934" wp14:editId="58F91D83">
-            <wp:extent cx="5731510" cy="2445385"/>
-            <wp:effectExtent l="0" t="0" r="2540" b="0"/>
+          <wp:inline distT="0" distB="0" distL="0" distR="0" wp14:anchorId="1235D934" wp14:editId="42EF2B03">
+            <wp:extent cx="5414963" cy="2310328"/>
+            <wp:effectExtent l="0" t="0" r="0" b="0"/>
             <wp:docPr id="1832172856" name="Picture 1"/>
             <wp:cNvGraphicFramePr>
               <a:graphicFrameLocks xmlns:a="http://schemas.openxmlformats.org/drawingml/2006/main" noChangeAspect="1"/>
@@ -379,7 +418,7 @@
                   <pic:spPr>
                     <a:xfrm>
                       <a:off x="0" y="0"/>
-                      <a:ext cx="5731510" cy="2445385"/>
+                      <a:ext cx="5421482" cy="2313109"/>
                     </a:xfrm>
                     <a:prstGeom prst="rect">
                       <a:avLst/>
@@ -426,12 +465,13 @@
           <w:rFonts w:asciiTheme="majorBidi" w:hAnsiTheme="majorBidi" w:cstheme="majorBidi"/>
           <w:b/>
           <w:bCs/>
+          <w:noProof/>
           <w:lang w:val="en-US"/>
         </w:rPr>
         <w:drawing>
-          <wp:inline distT="0" distB="0" distL="0" distR="0" wp14:anchorId="761B66FA" wp14:editId="4ACA9EF5">
-            <wp:extent cx="5731510" cy="1904365"/>
-            <wp:effectExtent l="0" t="0" r="2540" b="635"/>
+          <wp:inline distT="0" distB="0" distL="0" distR="0" wp14:anchorId="761B66FA" wp14:editId="641718FA">
+            <wp:extent cx="5462588" cy="1815012"/>
+            <wp:effectExtent l="0" t="0" r="5080" b="0"/>
             <wp:docPr id="1062807882" name="Picture 1"/>
             <wp:cNvGraphicFramePr>
               <a:graphicFrameLocks xmlns:a="http://schemas.openxmlformats.org/drawingml/2006/main" noChangeAspect="1"/>
@@ -452,7 +492,7 @@
                   <pic:spPr>
                     <a:xfrm>
                       <a:off x="0" y="0"/>
-                      <a:ext cx="5731510" cy="1904365"/>
+                      <a:ext cx="5466095" cy="1816177"/>
                     </a:xfrm>
                     <a:prstGeom prst="rect">
                       <a:avLst/>
@@ -554,7 +594,21 @@
         <w:rPr>
           <w:rFonts w:asciiTheme="majorBidi" w:hAnsiTheme="majorBidi" w:cstheme="majorBidi"/>
         </w:rPr>
-        <w:t>In this case, the error values are very small, with a percent relative error of only 0.04%, which indicates that the measurement using the caliper is extremely accurate and very close to the true design value.</w:t>
+        <w:t xml:space="preserve">In this case, the error values are very small, with a percent relative error of only 0.04%, which indicates that the measurement using the </w:t>
+      </w:r>
+      <w:proofErr w:type="spellStart"/>
+      <w:r>
+        <w:rPr>
+          <w:rFonts w:asciiTheme="majorBidi" w:hAnsiTheme="majorBidi" w:cstheme="majorBidi"/>
+        </w:rPr>
+        <w:t>caliper</w:t>
+      </w:r>
+      <w:proofErr w:type="spellEnd"/>
+      <w:r>
+        <w:rPr>
+          <w:rFonts w:asciiTheme="majorBidi" w:hAnsiTheme="majorBidi" w:cstheme="majorBidi"/>
+        </w:rPr>
+        <w:t xml:space="preserve"> is extremely accurate and very close to the true design value.</w:t>
       </w:r>
     </w:p>
     <w:p>
@@ -1624,6 +1678,7 @@
   <w:style w:type="character" w:default="1" w:styleId="DefaultParagraphFont">
     <w:name w:val="Default Paragraph Font"/>
     <w:uiPriority w:val="1"/>
+    <w:semiHidden/>
     <w:unhideWhenUsed/>
   </w:style>
   <w:style w:type="table" w:default="1" w:styleId="TableNormal">
